--- a/PW1/Atividade 01 - Harmonias Cromáticas Alunos.docx
+++ b/PW1/Atividade 01 - Harmonias Cromáticas Alunos.docx
@@ -45,21 +45,7 @@
           <w:sz w:val="24"/>
           <w:szCs w:val="24"/>
         </w:rPr>
-        <w:t xml:space="preserve"> _</w:t>
-      </w:r>
-      <w:r>
-        <w:rPr>
-          <w:sz w:val="24"/>
-          <w:szCs w:val="24"/>
-        </w:rPr>
-        <w:t>PW</w:t>
-      </w:r>
-      <w:r>
-        <w:rPr>
-          <w:sz w:val="24"/>
-          <w:szCs w:val="24"/>
-        </w:rPr>
-        <w:t>___________</w:t>
+        <w:t xml:space="preserve"> P.W.1</w:t>
       </w:r>
       <w:r>
         <w:rPr>
@@ -82,22 +68,10 @@
           <w:sz w:val="24"/>
           <w:szCs w:val="24"/>
         </w:rPr>
-        <w:t>_</w:t>
-      </w:r>
-      <w:r>
-        <w:rPr>
-          <w:sz w:val="24"/>
-          <w:szCs w:val="24"/>
-        </w:rPr>
-        <w:t>Lívia Baltazar</w:t>
-      </w:r>
-      <w:r>
-        <w:rPr>
-          <w:sz w:val="24"/>
-          <w:szCs w:val="24"/>
-        </w:rPr>
-        <w:t>___________________________</w:t>
-      </w:r>
+        <w:t xml:space="preserve"> Lívia Baltazar</w:t>
+      </w:r>
+      <w:bookmarkStart w:id="0" w:name="_GoBack"/>
+      <w:bookmarkEnd w:id="0"/>
       <w:r>
         <w:rPr>
           <w:sz w:val="24"/>
@@ -135,21 +109,7 @@
           <w:sz w:val="24"/>
           <w:szCs w:val="24"/>
         </w:rPr>
-        <w:t>/_</w:t>
-      </w:r>
-      <w:r>
-        <w:rPr>
-          <w:sz w:val="24"/>
-          <w:szCs w:val="24"/>
-        </w:rPr>
-        <w:t>12/03/2026</w:t>
-      </w:r>
-      <w:r>
-        <w:rPr>
-          <w:sz w:val="24"/>
-          <w:szCs w:val="24"/>
-        </w:rPr>
-        <w:t>_____</w:t>
+        <w:t>/12/03/2026</w:t>
       </w:r>
       <w:r>
         <w:rPr>
@@ -261,42 +221,21 @@
         </w:numPr>
         <w:spacing w:line="360" w:lineRule="auto"/>
         <w:rPr>
-          <w:sz w:val="24"/>
-          <w:szCs w:val="24"/>
-        </w:rPr>
-      </w:pPr>
-      <w:r>
-        <w:rPr>
-          <w:rFonts w:ascii="Arial" w:hAnsi="Arial" w:cs="Arial"/>
-          <w:color w:val="0A0A0A"/>
+          <w:sz w:val="18"/>
+          <w:szCs w:val="20"/>
+        </w:rPr>
+      </w:pPr>
+      <w:r>
+        <w:rPr>
+          <w:rStyle w:val="gstkn"/>
+          <w:rFonts w:ascii="Helvetica" w:hAnsi="Helvetica" w:cs="Helvetica"/>
+          <w:bCs/>
+          <w:color w:val="000000"/>
+          <w:sz w:val="18"/>
+          <w:szCs w:val="20"/>
           <w:shd w:val="clear" w:color="auto" w:fill="FFFFFF"/>
         </w:rPr>
-        <w:t>S</w:t>
-      </w:r>
-      <w:r>
-        <w:rPr>
-          <w:rFonts w:ascii="Arial" w:hAnsi="Arial" w:cs="Arial"/>
-          <w:color w:val="0A0A0A"/>
-          <w:shd w:val="clear" w:color="auto" w:fill="FFFFFF"/>
-        </w:rPr>
-        <w:t>ão </w:t>
-      </w:r>
-      <w:r>
-        <w:t>pares de cores localizadas em posições opostas no círculo cromático, gerando o máximo de contraste</w:t>
-      </w:r>
-      <w:r>
-        <w:t xml:space="preserve"> e vibração quando colocadas </w:t>
-      </w:r>
-      <w:r>
-        <w:t>juntas</w:t>
-      </w:r>
-      <w:r>
-        <w:rPr>
-          <w:rFonts w:ascii="Arial" w:hAnsi="Arial" w:cs="Arial"/>
-          <w:color w:val="0A0A0A"/>
-          <w:shd w:val="clear" w:color="auto" w:fill="FFFFFF"/>
-        </w:rPr>
-        <w:t>.</w:t>
+        <w:t>Cores complementares são aquelas que estão posicionadas em lados opostos do círculo cromático e criam um forte contraste entre si</w:t>
       </w:r>
     </w:p>
     <w:p>
@@ -316,7 +255,7 @@
           <w:sz w:val="24"/>
           <w:szCs w:val="24"/>
         </w:rPr>
-        <w:t>Pares de cores localizados em lados opostos do círculo cromático (180° um do outro).</w:t>
+        <w:t>São cores que se encontram opostas como amarelo e Roxo</w:t>
       </w:r>
     </w:p>
     <w:p>
@@ -347,6 +286,26 @@
         </w:rPr>
         <w:t xml:space="preserve"> (0,5)</w:t>
       </w:r>
+      <w:r>
+        <w:rPr>
+          <w:b/>
+          <w:bCs/>
+          <w:sz w:val="24"/>
+          <w:szCs w:val="24"/>
+        </w:rPr>
+        <w:t xml:space="preserve">                .</w:t>
+      </w:r>
+      <w:r>
+        <w:rPr>
+          <w:rStyle w:val="gstkn"/>
+          <w:rFonts w:ascii="Helvetica" w:hAnsi="Helvetica" w:cs="Helvetica"/>
+          <w:bCs/>
+          <w:sz w:val="18"/>
+          <w:szCs w:val="27"/>
+          <w:shd w:val="clear" w:color="auto" w:fill="FFFFFF"/>
+        </w:rPr>
+        <w:t>Cores análogas são aquelas que estão lado a lado no círculo cromático, compartilhando uma tonalidade base e criando harmonia visual</w:t>
+      </w:r>
     </w:p>
     <w:p>
       <w:pPr>
@@ -365,10 +324,37 @@
           <w:sz w:val="24"/>
           <w:szCs w:val="24"/>
         </w:rPr>
-        <w:t>São grupos de 3 a 5 cores posicionadas lado a lado no círculo cromático, compartilhando uma cor primária base comum.</w:t>
-      </w:r>
-      <w:bookmarkStart w:id="0" w:name="_GoBack"/>
-      <w:bookmarkEnd w:id="0"/>
+        <w:t>São cores que ficão uma do lado da outra</w:t>
+      </w:r>
+    </w:p>
+    <w:p>
+      <w:pPr>
+        <w:numPr>
+          <w:ilvl w:val="0"/>
+          <w:numId w:val="1"/>
+        </w:numPr>
+        <w:spacing w:line="360" w:lineRule="auto"/>
+        <w:rPr>
+          <w:sz w:val="24"/>
+          <w:szCs w:val="24"/>
+        </w:rPr>
+      </w:pPr>
+      <w:r>
+        <w:rPr>
+          <w:b/>
+          <w:bCs/>
+          <w:sz w:val="24"/>
+          <w:szCs w:val="24"/>
+        </w:rPr>
+        <w:t>Cores Análogas + uma Complementar</w:t>
+      </w:r>
+      <w:r>
+        <w:rPr>
+          <w:sz w:val="24"/>
+          <w:szCs w:val="24"/>
+        </w:rPr>
+        <w:t xml:space="preserve"> (0,5)</w:t>
+      </w:r>
     </w:p>
     <w:p>
       <w:pPr>
@@ -387,7 +373,27 @@
           <w:sz w:val="24"/>
           <w:szCs w:val="24"/>
         </w:rPr>
-        <w:t>Explicação da posição no círculo cromático (0,2)</w:t>
+        <w:t>Cria armonia visual</w:t>
+      </w:r>
+    </w:p>
+    <w:p>
+      <w:pPr>
+        <w:numPr>
+          <w:ilvl w:val="1"/>
+          <w:numId w:val="1"/>
+        </w:numPr>
+        <w:spacing w:line="360" w:lineRule="auto"/>
+        <w:rPr>
+          <w:sz w:val="24"/>
+          <w:szCs w:val="24"/>
+        </w:rPr>
+      </w:pPr>
+      <w:r>
+        <w:rPr>
+          <w:sz w:val="24"/>
+          <w:szCs w:val="24"/>
+        </w:rPr>
+        <w:t>Azul+azul-esverdiado+verde</w:t>
       </w:r>
     </w:p>
     <w:p>
@@ -409,7 +415,7 @@
           <w:sz w:val="24"/>
           <w:szCs w:val="24"/>
         </w:rPr>
-        <w:t>Cores Análogas + uma Complementar</w:t>
+        <w:t>Cores Análogas Relacionadas</w:t>
       </w:r>
       <w:r>
         <w:rPr>
@@ -436,7 +442,7 @@
           <w:sz w:val="24"/>
           <w:szCs w:val="24"/>
         </w:rPr>
-        <w:t>Explicação correta da formação (0,3)</w:t>
+        <w:t>São cores visinhas que juntas crian uma armonia</w:t>
       </w:r>
     </w:p>
     <w:p>
@@ -452,11 +458,68 @@
         </w:rPr>
       </w:pPr>
       <w:r>
-        <w:rPr>
-          <w:sz w:val="24"/>
-          <w:szCs w:val="24"/>
-        </w:rPr>
-        <w:t>Efeito visual descrito (0,2)</w:t>
+        <w:t xml:space="preserve">A diferença entre </w:t>
+      </w:r>
+      <w:r>
+        <w:rPr>
+          <w:rStyle w:val="Forte"/>
+          <w:b w:val="0"/>
+        </w:rPr>
+        <w:t>cores análogas simples</w:t>
+      </w:r>
+      <w:r>
+        <w:rPr>
+          <w:b/>
+        </w:rPr>
+        <w:t xml:space="preserve"> e </w:t>
+      </w:r>
+      <w:r>
+        <w:rPr>
+          <w:rStyle w:val="Forte"/>
+          <w:b w:val="0"/>
+        </w:rPr>
+        <w:t>cores análogas relacionadas</w:t>
+      </w:r>
+      <w:r>
+        <w:rPr>
+          <w:b/>
+        </w:rPr>
+        <w:t xml:space="preserve"> está </w:t>
+      </w:r>
+      <w:r>
+        <w:t>em</w:t>
+      </w:r>
+      <w:r>
+        <w:rPr>
+          <w:b/>
+        </w:rPr>
+        <w:t xml:space="preserve"> </w:t>
+      </w:r>
+      <w:r>
+        <w:rPr>
+          <w:rStyle w:val="Forte"/>
+          <w:b w:val="0"/>
+        </w:rPr>
+        <w:t>como elas são escolhidas no círculo cromático</w:t>
+      </w:r>
+      <w:r>
+        <w:rPr>
+          <w:b/>
+        </w:rPr>
+        <w:t xml:space="preserve"> e na </w:t>
+      </w:r>
+      <w:r>
+        <w:rPr>
+          <w:rStyle w:val="Forte"/>
+          <w:b w:val="0"/>
+        </w:rPr>
+        <w:t>quantidade de cores usadas</w:t>
+      </w:r>
+      <w:r>
+        <w:rPr>
+          <w:b/>
+        </w:rPr>
+        <w:t>.</w:t>
       </w:r>
     </w:p>
     <w:p>
@@ -478,7 +541,7 @@
           <w:sz w:val="24"/>
           <w:szCs w:val="24"/>
         </w:rPr>
-        <w:t>Cores Análogas Relacionadas</w:t>
+        <w:t>Cores Intercaladas</w:t>
       </w:r>
       <w:r>
         <w:rPr>
@@ -496,16 +559,72 @@
         </w:numPr>
         <w:spacing w:line="360" w:lineRule="auto"/>
         <w:rPr>
-          <w:sz w:val="24"/>
-          <w:szCs w:val="24"/>
-        </w:rPr>
-      </w:pPr>
-      <w:r>
-        <w:rPr>
-          <w:sz w:val="24"/>
-          <w:szCs w:val="24"/>
-        </w:rPr>
-        <w:t>Conceito correto (0,3)</w:t>
+          <w:b/>
+          <w:sz w:val="24"/>
+          <w:szCs w:val="24"/>
+        </w:rPr>
+      </w:pPr>
+      <w:r>
+        <w:rPr>
+          <w:rStyle w:val="Forte"/>
+          <w:b w:val="0"/>
+        </w:rPr>
+        <w:t>Cores intercaladas</w:t>
+      </w:r>
+      <w:r>
+        <w:t xml:space="preserve"> são cores escolhidas no </w:t>
+      </w:r>
+      <w:r>
+        <w:rPr>
+          <w:rStyle w:val="Forte"/>
+          <w:b w:val="0"/>
+        </w:rPr>
+        <w:t>círculo cromático</w:t>
+      </w:r>
+      <w:r>
+        <w:rPr>
+          <w:b/>
+        </w:rPr>
+        <w:t xml:space="preserve"> </w:t>
+      </w:r>
+      <w:r>
+        <w:t xml:space="preserve">com </w:t>
+      </w:r>
+      <w:r>
+        <w:rPr>
+          <w:rStyle w:val="Forte"/>
+          <w:b w:val="0"/>
+        </w:rPr>
+        <w:t>uma cor de</w:t>
+      </w:r>
+      <w:r>
+        <w:rPr>
+          <w:rStyle w:val="Forte"/>
+        </w:rPr>
+        <w:t xml:space="preserve"> </w:t>
+      </w:r>
+      <w:r>
+        <w:rPr>
+          <w:rStyle w:val="Forte"/>
+          <w:b w:val="0"/>
+        </w:rPr>
+        <w:t>intervalo entre elas</w:t>
+      </w:r>
+      <w:r>
+        <w:t xml:space="preserve">. Ou seja, você </w:t>
+      </w:r>
+      <w:r>
+        <w:rPr>
+          <w:rStyle w:val="Forte"/>
+          <w:b w:val="0"/>
+        </w:rPr>
+        <w:t>pula uma cor e escolhe a próxima</w:t>
+      </w:r>
+      <w:r>
+        <w:rPr>
+          <w:b/>
+        </w:rPr>
+        <w:t>.</w:t>
       </w:r>
     </w:p>
     <w:p>
@@ -521,11 +640,26 @@
         </w:rPr>
       </w:pPr>
       <w:r>
-        <w:rPr>
-          <w:sz w:val="24"/>
-          <w:szCs w:val="24"/>
-        </w:rPr>
-        <w:t>Diferença em relação às análogas simples (0,2)</w:t>
+        <w:lastRenderedPageBreak/>
+        <w:t xml:space="preserve">O </w:t>
+      </w:r>
+      <w:r>
+        <w:rPr>
+          <w:rStyle w:val="Forte"/>
+        </w:rPr>
+        <w:t>efeito visual das cores intercaladas</w:t>
+      </w:r>
+      <w:r>
+        <w:t xml:space="preserve"> é criar </w:t>
+      </w:r>
+      <w:r>
+        <w:rPr>
+          <w:rStyle w:val="Forte"/>
+        </w:rPr>
+        <w:t>mais contraste e dinamismo</w:t>
+      </w:r>
+      <w:r>
+        <w:t xml:space="preserve"> na imagem</w:t>
       </w:r>
     </w:p>
     <w:p>
@@ -547,7 +681,7 @@
           <w:sz w:val="24"/>
           <w:szCs w:val="24"/>
         </w:rPr>
-        <w:t>Cores Intercaladas</w:t>
+        <w:t>Cores Triádicas</w:t>
       </w:r>
       <w:r>
         <w:rPr>
@@ -555,6 +689,77 @@
           <w:szCs w:val="24"/>
         </w:rPr>
         <w:t xml:space="preserve"> (0,5)</w:t>
+      </w:r>
+    </w:p>
+    <w:p>
+      <w:pPr>
+        <w:numPr>
+          <w:ilvl w:val="0"/>
+          <w:numId w:val="1"/>
+        </w:numPr>
+        <w:spacing w:line="360" w:lineRule="auto"/>
+        <w:rPr>
+          <w:sz w:val="24"/>
+          <w:szCs w:val="24"/>
+        </w:rPr>
+      </w:pPr>
+      <w:r>
+        <w:rPr>
+          <w:b/>
+          <w:bCs/>
+          <w:sz w:val="24"/>
+          <w:szCs w:val="24"/>
+        </w:rPr>
+        <w:t xml:space="preserve"> .</w:t>
+      </w:r>
+      <w:r>
+        <w:rPr>
+          <w:rStyle w:val="Ttulo1Char"/>
+        </w:rPr>
+        <w:t xml:space="preserve"> </w:t>
+      </w:r>
+      <w:r>
+        <w:rPr>
+          <w:rStyle w:val="Forte"/>
+          <w:b w:val="0"/>
+        </w:rPr>
+        <w:t>Cores triádicas</w:t>
+      </w:r>
+      <w:r>
+        <w:t xml:space="preserve"> são um conjunto de</w:t>
+      </w:r>
+      <w:r>
+        <w:t xml:space="preserve"> </w:t>
+      </w:r>
+      <w:r>
+        <w:rPr>
+          <w:rStyle w:val="Forte"/>
+          <w:b w:val="0"/>
+        </w:rPr>
+        <w:t>três cores que ficam igualmente espaçadas no círculo cromático</w:t>
+      </w:r>
+      <w:r>
+        <w:t xml:space="preserve"> (roda de cores). Elas formam um </w:t>
+      </w:r>
+      <w:r>
+        <w:rPr>
+          <w:rStyle w:val="Forte"/>
+          <w:b w:val="0"/>
+        </w:rPr>
+        <w:t>triângulo</w:t>
+      </w:r>
+      <w:r>
+        <w:t xml:space="preserve"> dentro do círculo e criam uma combinação </w:t>
+      </w:r>
+      <w:r>
+        <w:rPr>
+          <w:rStyle w:val="Forte"/>
+          <w:b w:val="0"/>
+        </w:rPr>
+        <w:t>equilibrada, vibrante e contrastante</w:t>
+      </w:r>
+      <w:r>
+        <w:t>.</w:t>
       </w:r>
     </w:p>
     <w:p>
@@ -570,101 +775,27 @@
         </w:rPr>
       </w:pPr>
       <w:r>
-        <w:rPr>
-          <w:sz w:val="24"/>
-          <w:szCs w:val="24"/>
-        </w:rPr>
-        <w:t>Definição correta (0,3)</w:t>
-      </w:r>
-    </w:p>
-    <w:p>
-      <w:pPr>
-        <w:numPr>
-          <w:ilvl w:val="1"/>
-          <w:numId w:val="1"/>
-        </w:numPr>
-        <w:spacing w:line="360" w:lineRule="auto"/>
-        <w:rPr>
-          <w:sz w:val="24"/>
-          <w:szCs w:val="24"/>
-        </w:rPr>
-      </w:pPr>
-      <w:r>
-        <w:rPr>
-          <w:sz w:val="24"/>
-          <w:szCs w:val="24"/>
-        </w:rPr>
-        <w:lastRenderedPageBreak/>
-        <w:t>Efeito visual descrito (0,2)</w:t>
-      </w:r>
-    </w:p>
-    <w:p>
-      <w:pPr>
-        <w:numPr>
-          <w:ilvl w:val="0"/>
-          <w:numId w:val="1"/>
-        </w:numPr>
-        <w:spacing w:line="360" w:lineRule="auto"/>
-        <w:rPr>
-          <w:sz w:val="24"/>
-          <w:szCs w:val="24"/>
-        </w:rPr>
-      </w:pPr>
-      <w:r>
-        <w:rPr>
-          <w:b/>
-          <w:bCs/>
-          <w:sz w:val="24"/>
-          <w:szCs w:val="24"/>
-        </w:rPr>
-        <w:t>Cores Triádicas</w:t>
-      </w:r>
-      <w:r>
-        <w:rPr>
-          <w:sz w:val="24"/>
-          <w:szCs w:val="24"/>
-        </w:rPr>
-        <w:t xml:space="preserve"> (0,5)</w:t>
-      </w:r>
-    </w:p>
-    <w:p>
-      <w:pPr>
-        <w:numPr>
-          <w:ilvl w:val="1"/>
-          <w:numId w:val="1"/>
-        </w:numPr>
-        <w:spacing w:line="360" w:lineRule="auto"/>
-        <w:rPr>
-          <w:sz w:val="24"/>
-          <w:szCs w:val="24"/>
-        </w:rPr>
-      </w:pPr>
-      <w:r>
-        <w:rPr>
-          <w:sz w:val="24"/>
-          <w:szCs w:val="24"/>
-        </w:rPr>
-        <w:t>Formação correta no círculo cromático (0,3)</w:t>
-      </w:r>
-    </w:p>
-    <w:p>
-      <w:pPr>
-        <w:numPr>
-          <w:ilvl w:val="1"/>
-          <w:numId w:val="1"/>
-        </w:numPr>
-        <w:spacing w:line="360" w:lineRule="auto"/>
-        <w:rPr>
-          <w:sz w:val="24"/>
-          <w:szCs w:val="24"/>
-        </w:rPr>
-      </w:pPr>
-      <w:r>
-        <w:rPr>
-          <w:sz w:val="24"/>
-          <w:szCs w:val="24"/>
-        </w:rPr>
-        <w:t>Característica visual (0,2)</w:t>
+        <w:t xml:space="preserve">As </w:t>
+      </w:r>
+      <w:r>
+        <w:rPr>
+          <w:rStyle w:val="Forte"/>
+          <w:b w:val="0"/>
+        </w:rPr>
+        <w:t>cores triádicas</w:t>
+      </w:r>
+      <w:r>
+        <w:t xml:space="preserve"> têm algumas </w:t>
+      </w:r>
+      <w:r>
+        <w:rPr>
+          <w:rStyle w:val="Forte"/>
+          <w:b w:val="0"/>
+        </w:rPr>
+        <w:t>características visuais bem marcantes</w:t>
+      </w:r>
+      <w:r>
+        <w:t>, porque são três cores que ficam igualmente distantes no círculo cromático.</w:t>
       </w:r>
     </w:p>
     <w:p>
@@ -1059,6 +1190,7 @@
           <w:sz w:val="24"/>
           <w:szCs w:val="24"/>
         </w:rPr>
+        <w:lastRenderedPageBreak/>
         <w:t>Uma combinação monocromática corretamente representada (1,0)</w:t>
       </w:r>
     </w:p>
@@ -1098,7 +1230,6 @@
           <w:sz w:val="24"/>
           <w:szCs w:val="24"/>
         </w:rPr>
-        <w:lastRenderedPageBreak/>
         <w:t>🧐</w:t>
       </w:r>
       <w:r>
@@ -2771,12 +2902,17 @@
       <w:spacing w:val="5"/>
     </w:rPr>
   </w:style>
+  <w:style w:type="character" w:customStyle="1" w:styleId="gstkn">
+    <w:name w:val="gs_tkn"/>
+    <w:basedOn w:val="Fontepargpadro"/>
+    <w:rsid w:val="009A012D"/>
+  </w:style>
   <w:style w:type="character" w:styleId="Forte">
     <w:name w:val="Strong"/>
     <w:basedOn w:val="Fontepargpadro"/>
     <w:uiPriority w:val="22"/>
     <w:qFormat/>
-    <w:rsid w:val="00C65589"/>
+    <w:rsid w:val="002F30F7"/>
     <w:rPr>
       <w:b/>
       <w:bCs/>
